--- a/app/mcp/templates/proposal_template.docx
+++ b/app/mcp/templates/proposal_template.docx
@@ -363,7 +363,7 @@
                 <w:rFonts w:ascii="Arial Unicode MS" w:cs="Arial Unicode MS" w:eastAsia="Arial Unicode MS" w:hAnsi="Arial Unicode MS"/>
                 <w:rtl w:val="0"/>
               </w:rPr>
-              <w:t xml:space="preserve">평가기준</w:t>
+              <w:t xml:space="preserve">문제점 분석</w:t>
             </w:r>
           </w:p>
           <w:p>
@@ -375,7 +375,7 @@
               <w:rPr>
                 <w:rtl w:val="0"/>
               </w:rPr>
-              <w:t xml:space="preserve">{{REQUIRMENT}}</w:t>
+              <w:t xml:space="preserve">{{PROBLEM}}</w:t>
             </w:r>
           </w:p>
         </w:tc>
